--- a/TIDYTUESDAY/2025-06-24-MEASLES/misc/linkedin_post_copy.docx
+++ b/TIDYTUESDAY/2025-06-24-MEASLES/misc/linkedin_post_copy.docx
@@ -4,7 +4,35 @@
   <w:body>
     <w:p>
       <w:pPr>
-        <w:spacing w:after="0" w:line="240" w:lineRule="auto"/>
+        <w:spacing w:after="0"/>
+        <w:rPr>
+          <w:rFonts w:ascii="Aptos" w:hAnsi="Aptos"/>
+        </w:rPr>
+      </w:pPr>
+      <w:r>
+        <w:rPr>
+          <w:rFonts w:ascii="Aptos" w:hAnsi="Aptos"/>
+        </w:rPr>
+        <w:t xml:space="preserve">Had some fun today exploring </w:t>
+      </w:r>
+      <w:proofErr w:type="spellStart"/>
+      <w:r>
+        <w:rPr>
+          <w:rFonts w:ascii="Aptos" w:hAnsi="Aptos"/>
+        </w:rPr>
+        <w:t>gganimate</w:t>
+      </w:r>
+      <w:proofErr w:type="spellEnd"/>
+      <w:r>
+        <w:rPr>
+          <w:rFonts w:ascii="Aptos" w:hAnsi="Aptos"/>
+        </w:rPr>
+        <w:t>!</w:t>
+      </w:r>
+    </w:p>
+    <w:p>
+      <w:pPr>
+        <w:spacing w:after="0"/>
         <w:rPr>
           <w:rFonts w:ascii="Aptos" w:hAnsi="Aptos"/>
         </w:rPr>
@@ -12,7 +40,7 @@
     </w:p>
     <w:p>
       <w:pPr>
-        <w:spacing w:after="0" w:line="240" w:lineRule="auto"/>
+        <w:spacing w:after="0"/>
         <w:rPr>
           <w:rFonts w:ascii="Aptos" w:hAnsi="Aptos"/>
         </w:rPr>
@@ -21,24 +49,56 @@
         <w:rPr>
           <w:rFonts w:ascii="Aptos" w:hAnsi="Aptos"/>
         </w:rPr>
-        <w:t>N</w:t>
-      </w:r>
-      <w:r>
-        <w:rPr>
-          <w:rFonts w:ascii="Aptos" w:hAnsi="Aptos"/>
-        </w:rPr>
-        <w:t>otebook:</w:t>
-      </w:r>
-      <w:r>
-        <w:rPr>
-          <w:rFonts w:ascii="Aptos" w:hAnsi="Aptos"/>
-        </w:rPr>
-        <w:t xml:space="preserve"> </w:t>
+        <w:t xml:space="preserve">My visualization this week </w:t>
+      </w:r>
+      <w:r>
+        <w:rPr>
+          <w:rFonts w:ascii="Aptos" w:hAnsi="Aptos"/>
+        </w:rPr>
+        <w:t xml:space="preserve">was inspired by the classic </w:t>
+      </w:r>
+      <w:proofErr w:type="spellStart"/>
+      <w:r>
+        <w:rPr>
+          <w:rFonts w:ascii="Aptos" w:hAnsi="Aptos"/>
+        </w:rPr>
+        <w:t>Gapminder</w:t>
+      </w:r>
+      <w:proofErr w:type="spellEnd"/>
+      <w:r>
+        <w:rPr>
+          <w:rFonts w:ascii="Aptos" w:hAnsi="Aptos"/>
+        </w:rPr>
+        <w:t xml:space="preserve"> video showing how income and life expectancy evolved over 200 years</w:t>
+      </w:r>
+      <w:r>
+        <w:rPr>
+          <w:rFonts w:ascii="Aptos" w:hAnsi="Aptos"/>
+        </w:rPr>
+        <w:t>. I</w:t>
+      </w:r>
+      <w:r>
+        <w:rPr>
+          <w:rFonts w:ascii="Aptos" w:hAnsi="Aptos"/>
+        </w:rPr>
+        <w:t xml:space="preserve">f you’ve never seen it, it’s </w:t>
+      </w:r>
+      <w:r>
+        <w:rPr>
+          <w:rFonts w:ascii="Aptos" w:hAnsi="Aptos"/>
+        </w:rPr>
+        <w:t>worth a watch</w:t>
+      </w:r>
+      <w:r>
+        <w:rPr>
+          <w:rFonts w:ascii="Aptos" w:hAnsi="Aptos"/>
+        </w:rPr>
+        <w:t>: https://www.youtube.com/watch?v=BPt8ElTQMIg</w:t>
       </w:r>
     </w:p>
     <w:p>
       <w:pPr>
-        <w:spacing w:after="0" w:line="240" w:lineRule="auto"/>
+        <w:spacing w:after="0"/>
         <w:rPr>
           <w:rFonts w:ascii="Aptos" w:hAnsi="Aptos"/>
         </w:rPr>
@@ -46,19 +106,119 @@
     </w:p>
     <w:p>
       <w:pPr>
-        <w:spacing w:after="0" w:line="240" w:lineRule="auto"/>
+        <w:spacing w:after="0"/>
+        <w:rPr>
+          <w:rFonts w:ascii="Aptos" w:hAnsi="Aptos"/>
+        </w:rPr>
       </w:pPr>
       <w:r>
         <w:rPr>
           <w:rFonts w:ascii="Aptos" w:hAnsi="Aptos"/>
         </w:rPr>
-        <w:t>#RStats #TidyTuesday #DataScience #PortfolioProject</w:t>
-      </w:r>
-      <w:r>
-        <w:rPr>
-          <w:rFonts w:ascii="Aptos" w:hAnsi="Aptos"/>
-        </w:rPr>
-        <w:t xml:space="preserve"> #DataViz</w:t>
+        <w:t xml:space="preserve">The dataset focused on measles cases worldwide since 2012. While most countries — especially in the developed world — reported very few cases, you can still see occasional spikes. </w:t>
+      </w:r>
+      <w:r>
+        <w:rPr>
+          <w:rFonts w:ascii="Aptos" w:hAnsi="Aptos"/>
+        </w:rPr>
+        <w:t>T</w:t>
+      </w:r>
+      <w:r>
+        <w:rPr>
+          <w:rFonts w:ascii="Aptos" w:hAnsi="Aptos"/>
+        </w:rPr>
+        <w:t>he most striking was Madagascar’s outbreak in 2019, which saw over 200,000 cases.</w:t>
+      </w:r>
+    </w:p>
+    <w:p>
+      <w:pPr>
+        <w:spacing w:after="0"/>
+        <w:rPr>
+          <w:rFonts w:ascii="Aptos" w:hAnsi="Aptos"/>
+        </w:rPr>
+      </w:pPr>
+    </w:p>
+    <w:p>
+      <w:pPr>
+        <w:spacing w:after="0"/>
+        <w:rPr>
+          <w:rFonts w:ascii="Aptos" w:hAnsi="Aptos"/>
+        </w:rPr>
+      </w:pPr>
+      <w:r>
+        <w:rPr>
+          <w:rFonts w:ascii="Aptos" w:hAnsi="Aptos"/>
+        </w:rPr>
+        <w:t xml:space="preserve">Like the Sankey diagram I built a few weeks ago, the core logic for </w:t>
+      </w:r>
+      <w:proofErr w:type="spellStart"/>
+      <w:r>
+        <w:rPr>
+          <w:rFonts w:ascii="Aptos" w:hAnsi="Aptos"/>
+        </w:rPr>
+        <w:t>gganimate</w:t>
+      </w:r>
+      <w:proofErr w:type="spellEnd"/>
+      <w:r>
+        <w:rPr>
+          <w:rFonts w:ascii="Aptos" w:hAnsi="Aptos"/>
+        </w:rPr>
+        <w:t xml:space="preserve"> is surprisingly simple… until you start playing with all the themes and aesthetics.</w:t>
+      </w:r>
+    </w:p>
+    <w:p>
+      <w:pPr>
+        <w:spacing w:after="0"/>
+        <w:rPr>
+          <w:rFonts w:ascii="Apple Color Emoji" w:hAnsi="Apple Color Emoji" w:cs="Apple Color Emoji"/>
+        </w:rPr>
+      </w:pPr>
+    </w:p>
+    <w:p>
+      <w:pPr>
+        <w:spacing w:after="0"/>
+        <w:rPr>
+          <w:rFonts w:ascii="Aptos" w:hAnsi="Aptos"/>
+        </w:rPr>
+      </w:pPr>
+      <w:r>
+        <w:rPr>
+          <w:rFonts w:ascii="Aptos" w:hAnsi="Aptos"/>
+        </w:rPr>
+        <w:t>Notebook:</w:t>
+      </w:r>
+    </w:p>
+    <w:p>
+      <w:pPr>
+        <w:spacing w:after="0"/>
+        <w:rPr>
+          <w:rFonts w:ascii="Aptos" w:hAnsi="Aptos"/>
+        </w:rPr>
+      </w:pPr>
+      <w:r>
+        <w:rPr>
+          <w:rFonts w:ascii="Aptos" w:hAnsi="Aptos"/>
+        </w:rPr>
+        <w:t>https://stevenvillalon.github.io/portfolio/TIDYTUESDAY/2025-06-24-MEASLES/2025-06-24_tidy_tuesday_measles_O.html</w:t>
+      </w:r>
+    </w:p>
+    <w:p>
+      <w:pPr>
+        <w:spacing w:after="0"/>
+        <w:rPr>
+          <w:rFonts w:ascii="Aptos" w:hAnsi="Aptos"/>
+        </w:rPr>
+      </w:pPr>
+    </w:p>
+    <w:p>
+      <w:pPr>
+        <w:spacing w:after="0"/>
+      </w:pPr>
+      <w:r>
+        <w:rPr>
+          <w:rFonts w:ascii="Aptos" w:hAnsi="Aptos"/>
+        </w:rPr>
+        <w:t>#RStats #TidyTuesday #DataScience #PortfolioProject #DataViz</w:t>
       </w:r>
     </w:p>
     <w:sectPr>
